--- a/Quality Management/Source/Quality Management/src/Reports/QltyNonConformance.docx
+++ b/Quality Management/Source/Quality Management/src/Reports/QltyNonConformance.docx
@@ -7533,7 +7533,9 @@
  < / N a v W o r d R e p o r t X m l P a r t > 
 </file>
 
-<file path=customXml/item2.xml>��< ? x m l   v e r s i o n = " 1 . 0 "   e n c o d i n g = " u t f - 1 6 " ? > < N a v W o r d R e p o r t X m l P a r t   x m l n s = " u r n : m i c r o s o f t - d y n a m i c s - b u s i n e s s c e n t r a l / i n t e r n a l / e x t e n d e d / r e p o r t s / Q l t y _ N o n _ C o n f o r m a n c e / 2 0 4 0 3 / " > +<file path=customXml/item2.xml>��< ? x m l   v e r s i o n = " 1 . 0 "   e n c o d i n g = " u t f - 1 6 " ? > + 
+ < N a v W o r d R e p o r t X m l P a r t   x m l n s = " u r n : m i c r o s o f t - d y n a m i c s - b u s i n e s s c e n t r a l / i n t e r n a l / e x t e n d e d / r e p o r t s / Q l t y _ N o n _ C o n f o r m a n c e / 2 0 4 0 3 / " >   
      < B C R e p o r t I n f o r m a t i o n >   
@@ -7657,13 +7659,13 @@
  
          < T o o l t i p   c o l u m n = " Q l t y I n s p e c t i o n _ R e s u l t _ C o d e "   E l e m e n t I d = " 1 8 0 7 0 7 7 0 6 5 " >   
-             < T o o l t i p T e x t   l a n g = " e n - U S " > S p e c i f i e s   t h e   r e s u l t   i s   a u t o m a t i c a l l y   d e t e r m i n e d   b a s e d   o n   t h e   t e s t   v a l u e   a n d   r e s u l t   c o n f i g u r a t i o n . < / T o o l t i p T e x t > +             < T o o l t i p T e x t   l a n g = " e n - U S " > S p e c i f i e s   t h e   r e s u l t   a u t o m a t i c a l l y   c a l c u l a t e d   f r o m   i n s p e c t i o n   t e s t   l i n e s   b a s e d   o n   t h e i r   e v a l u a t i o n   s e q u e n c e .   T h e   c a l c u l a t i o n   p r i o r i t i z e s   l i n e s   t h a t   f a i l e d   t h e   a c c e p t a b l e   q u a l i t y   l e v e l   a n d   t h e n   l i n e s   t h a t   h a v e   t h e   l o w e s t   e v a l u a t i o n   s e q u e n c e . < / T o o l t i p T e x t >   
          < / T o o l t i p >   
          < T o o l t i p   c o l u m n = " Q l t y I n s p e c t i o n _ R e s u l t _ D e s c r i p t i o n "   E l e m e n t I d = " 8 1 0 5 3 8 1 8 8 " >   
-             < T o o l t i p T e x t   l a n g = " e n - U S " > S p e c i f i e s   t h e   r e s u l t   d e s c r i p t i o n   f o r   t h i s   t e s t   r e s u l t .   T h e   r e s u l t   i s   a u t o m a t i c a l l y   d e t e r m i n e d   b a s e d   o n   t h e   t e s t   v a l u e   a n d   r e s u l t   c o n f i g u r a t i o n . < / T o o l t i p T e x t > +             < T o o l t i p T e x t   l a n g = " e n - U S " > S p e c i f i e s   t h e   d e s c r i p t i o n   o f   t h e   i n s p e c t i o n   r e s u l t .   T h i s   v a l u e   i s   a u t o m a t i c a l l y   r e t r i e v e d   f r o m   t h e   r e s u l t   d e f i n i t i o n   b a s e d   o n   t h e   R e s u l t   C o d e   f i e l d . < / T o o l t i p T e x t >   
          < / T o o l t i p >   
@@ -7831,13 +7833,13 @@
  
          < T o o l t i p   c o l u m n = " F i e l d _ T y p e "   E l e m e n t I d = " 1 3 2 8 1 6 4 0 1 6 " >   
-             < T o o l t i p T e x t   l a n g = " e n - U S " > S p e c i f i e s   t h e   d a t a   t y p e   o f   t h e   v a l u e s   y o u   c a n   e n t e r   o r   s e l e c t   f o r   t h i s   t e s t .   U s e   D e c i m a l   f o r   n u m e r i c a l   m e a s u r e m e n t s .   U s e   C h o i c e   t o   g i v e   a   l i s t   o f   o p t i o n s   t o   c h o o s e   f r o m .   I f   y o u   w a n t   t o   c h o o s e   o p t i o n s   f r o m   a n   e x i s t i n g   t a b l e ,   u s e   T a b l e   L o o k u p . < / T o o l t i p T e x t > +             < T o o l t i p T e x t   l a n g = " e n - U S " > S p e c i f i e s   t h e   d a t a   v a l u e   t y p e   o f   t h e   t e s t .   T h e   v a l u e   i s   a u t o m a t i c a l l y   r e t r i e v e d   f r o m   t h e   T e s t   V a l u e   T y p e   f i e l d   o n   t h e   t e s t   t e m p l a t e . < / T o o l t i p T e x t >   
          < / T o o l t i p >   
          < T o o l t i p   c o l u m n = " T e s t _ R e s u l t "   E l e m e n t I d = " 1 2 7 1 0 6 2 1 4 1 " >   
-             < T o o l t i p T e x t   l a n g = " e n - U S " > S p e c i f i e s   t h e   r e s u l t   i s   a u t o m a t i c a l l y   d e t e r m i n e d   b a s e d   o n   t h e   t e s t   v a l u e   a n d   r e s u l t   c o n f i g u r a t i o n . < / T o o l t i p T e x t > +             < T o o l t i p T e x t   l a n g = " e n - U S " > S p e c i f i e s   t h e   a u t o m a t i c a l l y   c a l c u l a t e d   r e s u l t   b a s e d   o n   t h e   e v a l u a t i o n   o f   t h e   a c t u a l   t e s t   v a l u e   a g a i n s t   t h e   d e f i n e d   r e s u l t   c o n d i t i o n s . < / T o o l t i p T e x t >   
          < / T o o l t i p >   
@@ -7885,7 +7887,7 @@
  
          < C o m p a n y I n f o r m a t i o n _ R o w 8   E l e m e n t T y p e = " C o l u m n "   E l e m e n t I d = " 3 9 8 9 1 0 6 3 7 "   D a t a T y p e = " T e x t " > C o m p a n y I n f o r m a t i o n _ R o w 8 < / C o m p a n y I n f o r m a t i o n _ R o w 8 >   
-         < C o m p a n y L o g o   E l e m e n t T y p e = " C o l u m n "   E l e m e n t I d = " 2 3 7 6 9 1 5 1 "   D a t a T y p e = " B l o b " / > +         < C o m p a n y L o g o   E l e m e n t T y p e = " C o l u m n "   E l e m e n t I d = " 2 3 7 6 9 1 5 1 "   D a t a T y p e = " B l o b "   / >   
          < E m a i l L a b e l   E l e m e n t T y p e = " C o l u m n "   E l e m e n t I d = " 7 7 1 8 8 7 1 3 5 "   D a t a T y p e = " T e x t " > E m a i l L a b e l < / E m a i l L a b e l >   
@@ -7909,7 +7911,7 @@
  
          < P h o n e N o V a l u e   E l e m e n t T y p e = " C o l u m n "   E l e m e n t I d = " 1 2 8 6 6 4 9 7 8 1 "   D a t a T y p e = " T e x t " > P h o n e N o V a l u e < / P h o n e N o V a l u e >   
-         < Q l t y I n s p e c t i o n T e m p l a t e _ D e s c r i p t i o n   E l e m e n t T y p e = " C o l u m n "   E l e m e n t I d = " 1 6 5 2 0 6 9 5 9 8 "   D a t a T y p e = " T e x t " > Q l t y I n s p e c t i o n T e m p l a t e _ D e s c r i p t i o n < / Q l t y I n s p e c t i o n T e m p l a t e _ D e s c r i p t i o n > +         < Q l t y I n s p e c t i o n T e m p l a t e _ D e s c r i p t i o n   E l e m e n t T y p e = " C o l u m n "   E l e m e n t I d = " 1 6 5 2 0 6 9 5 9 8 "   D a t a T y p e = " T e x t "   O b s o l e t e S t a t e = " P e n d i n g " > Q l t y I n s p e c t i o n T e m p l a t e _ D e s c r i p t i o n < / Q l t y I n s p e c t i o n T e m p l a t e _ D e s c r i p t i o n >   
          < Q l t y I n s p e c t i o n _ D e s c r i p t i o n   E l e m e n t T y p e = " C o l u m n "   E l e m e n t I d = " 7 3 9 0 1 9 9 1 0 "   D a t a T y p e = " T e x t " > Q l t y I n s p e c t i o n _ D e s c r i p t i o n < / Q l t y I n s p e c t i o n _ D e s c r i p t i o n >   
